--- a/public/assets/editable/professional-logo-design-overview-1/pt/Professional Logo Design Overview - pt.docx
+++ b/public/assets/editable/professional-logo-design-overview-1/pt/Professional Logo Design Overview - pt.docx
@@ -88,7 +88,23 @@
         <w:pStyle w:val="Heading2"/>
       </w:pPr>
       <w:r>
+        <w:t xml:space="preserve">Conteúdo</w:t>
+      </w:r>
+    </w:p>
+    <w:p>
+      <w:pPr>
+        <w:pStyle w:val="Heading2"/>
+      </w:pPr>
+      <w:r>
         <w:t xml:space="preserve">O que há dentro.</w:t>
+      </w:r>
+    </w:p>
+    <w:p>
+      <w:pPr>
+        <w:pStyle w:val="Heading2"/>
+      </w:pPr>
+      <w:r>
+        <w:t xml:space="preserve">01 — Visão rápida</w:t>
       </w:r>
     </w:p>
     <w:p>
@@ -183,6 +199,14 @@
     </w:p>
     <w:p>
       <w:pPr>
+        <w:pStyle w:val="Heading2"/>
+      </w:pPr>
+      <w:r>
+        <w:t xml:space="preserve">02 — A oportunidade</w:t>
+      </w:r>
+    </w:p>
+    <w:p>
+      <w:pPr>
         <w:pStyle w:val="Heading1"/>
       </w:pPr>
       <w:r>
@@ -336,6 +360,14 @@
     </w:p>
     <w:p>
       <w:pPr>
+        <w:pStyle w:val="Heading2"/>
+      </w:pPr>
+      <w:r>
+        <w:t xml:space="preserve">03 — O produto</w:t>
+      </w:r>
+    </w:p>
+    <w:p>
+      <w:pPr>
         <w:pStyle w:val="Heading1"/>
       </w:pPr>
       <w:r>
@@ -352,6 +384,22 @@
           <w:szCs w:val="22"/>
         </w:rPr>
         <w:t xml:space="preserve">O Design de Logotipo Profissional é entregue por meio de um Coordenador de Design de Logotipo dedicado. Os clientes não navegam por modelos de IA, não abrem mão da originalidade e não cedem direitos de design — eles recebem um logotipo personalizado construído em torno do seu negócio.</w:t>
+      </w:r>
+    </w:p>
+    <w:p>
+      <w:pPr>
+        <w:pStyle w:val="Heading3"/>
+      </w:pPr>
+      <w:r>
+        <w:t xml:space="preserve">Para quem é</w:t>
+      </w:r>
+    </w:p>
+    <w:p>
+      <w:pPr>
+        <w:pStyle w:val="Heading3"/>
+      </w:pPr>
+      <w:r>
+        <w:t xml:space="preserve">Por que vence</w:t>
       </w:r>
     </w:p>
     <w:p>
@@ -414,6 +462,14 @@
     </w:p>
     <w:p>
       <w:pPr>
+        <w:pStyle w:val="Heading2"/>
+      </w:pPr>
+      <w:r>
+        <w:t xml:space="preserve">04 — Recursos e entregáveis</w:t>
+      </w:r>
+    </w:p>
+    <w:p>
+      <w:pPr>
         <w:pStyle w:val="Heading1"/>
       </w:pPr>
       <w:r>
@@ -459,6 +515,14 @@
     </w:p>
     <w:p>
       <w:pPr>
+        <w:pStyle w:val="Heading2"/>
+      </w:pPr>
+      <w:r>
+        <w:t xml:space="preserve">05 — O processo criativo</w:t>
+      </w:r>
+    </w:p>
+    <w:p>
+      <w:pPr>
         <w:pStyle w:val="Heading1"/>
       </w:pPr>
       <w:r>
@@ -467,6 +531,18 @@
     </w:p>
     <w:p>
       <w:pPr>
+        <w:spacing w:after="160"/>
+      </w:pPr>
+      <w:r>
+        <w:rPr>
+          <w:sz w:val="22"/>
+          <w:szCs w:val="22"/>
+        </w:rPr>
+        <w:t xml:space="preserve">Cinco passos claramente definidos. Cronograma de ponta a ponta de duas a três semanas para a maioria dos projetos.</w:t>
+      </w:r>
+    </w:p>
+    <w:p>
+      <w:pPr>
         <w:pStyle w:val="Heading3"/>
       </w:pPr>
       <w:r>
@@ -475,6 +551,18 @@
     </w:p>
     <w:p>
       <w:pPr>
+        <w:spacing w:after="160"/>
+      </w:pPr>
+      <w:r>
+        <w:rPr>
+          <w:sz w:val="22"/>
+          <w:szCs w:val="22"/>
+        </w:rPr>
+        <w:t xml:space="preserve">O cliente compra um plano e recebe um e-mail de boas-vindas confirmando o pedido e apresentando o próximo passo.</w:t>
+      </w:r>
+    </w:p>
+    <w:p>
+      <w:pPr>
         <w:pStyle w:val="Heading3"/>
       </w:pPr>
       <w:r>
@@ -483,6 +571,18 @@
     </w:p>
     <w:p>
       <w:pPr>
+        <w:spacing w:after="160"/>
+      </w:pPr>
+      <w:r>
+        <w:rPr>
+          <w:sz w:val="22"/>
+          <w:szCs w:val="22"/>
+        </w:rPr>
+        <w:t xml:space="preserve">Um Coordenador de Design de Logotipo dedicado liga e envia e-mail ao cliente para coletar o briefing criativo — objetivos, preferências de estilo, fontes, cores e logotipos de exemplo.</w:t>
+      </w:r>
+    </w:p>
+    <w:p>
+      <w:pPr>
         <w:pStyle w:val="Heading3"/>
       </w:pPr>
       <w:r>
@@ -491,6 +591,18 @@
     </w:p>
     <w:p>
       <w:pPr>
+        <w:spacing w:after="160"/>
+      </w:pPr>
+      <w:r>
+        <w:rPr>
+          <w:sz w:val="22"/>
+          <w:szCs w:val="22"/>
+        </w:rPr>
+        <w:t xml:space="preserve">Designers internos elaboram até 10 conceitos personalizados (conforme o plano) com base no briefing e os entregam por e-mail para avaliação.</w:t>
+      </w:r>
+    </w:p>
+    <w:p>
+      <w:pPr>
         <w:pStyle w:val="Heading3"/>
       </w:pPr>
       <w:r>
@@ -499,6 +611,18 @@
     </w:p>
     <w:p>
       <w:pPr>
+        <w:spacing w:after="160"/>
+      </w:pPr>
+      <w:r>
+        <w:rPr>
+          <w:sz w:val="22"/>
+          <w:szCs w:val="22"/>
+        </w:rPr>
+        <w:t xml:space="preserve">O cliente avalia os conceitos e fornece feedback. Cada rodada de revisões retorna conceitos atualizados em até 3 dias úteis.</w:t>
+      </w:r>
+    </w:p>
+    <w:p>
+      <w:pPr>
         <w:pStyle w:val="Heading3"/>
       </w:pPr>
       <w:r>
@@ -514,66 +638,6 @@
           <w:sz w:val="22"/>
           <w:szCs w:val="22"/>
         </w:rPr>
-        <w:t xml:space="preserve">Cinco passos claramente definidos. Cronograma de ponta a ponta de duas a três semanas para a maioria dos projetos.</w:t>
-      </w:r>
-    </w:p>
-    <w:p>
-      <w:pPr>
-        <w:spacing w:after="160"/>
-      </w:pPr>
-      <w:r>
-        <w:rPr>
-          <w:sz w:val="22"/>
-          <w:szCs w:val="22"/>
-        </w:rPr>
-        <w:t xml:space="preserve">O cliente compra um plano e recebe um e-mail de boas-vindas confirmando o pedido e apresentando o próximo passo.</w:t>
-      </w:r>
-    </w:p>
-    <w:p>
-      <w:pPr>
-        <w:spacing w:after="160"/>
-      </w:pPr>
-      <w:r>
-        <w:rPr>
-          <w:sz w:val="22"/>
-          <w:szCs w:val="22"/>
-        </w:rPr>
-        <w:t xml:space="preserve">Um Coordenador de Design de Logotipo dedicado liga e envia e-mail ao cliente para coletar o briefing criativo — objetivos, preferências de estilo, fontes, cores e logotipos de exemplo.</w:t>
-      </w:r>
-    </w:p>
-    <w:p>
-      <w:pPr>
-        <w:spacing w:after="160"/>
-      </w:pPr>
-      <w:r>
-        <w:rPr>
-          <w:sz w:val="22"/>
-          <w:szCs w:val="22"/>
-        </w:rPr>
-        <w:t xml:space="preserve">Designers internos elaboram até 10 conceitos personalizados (conforme o plano) com base no briefing e os entregam por e-mail para avaliação.</w:t>
-      </w:r>
-    </w:p>
-    <w:p>
-      <w:pPr>
-        <w:spacing w:after="160"/>
-      </w:pPr>
-      <w:r>
-        <w:rPr>
-          <w:sz w:val="22"/>
-          <w:szCs w:val="22"/>
-        </w:rPr>
-        <w:t xml:space="preserve">O cliente avalia os conceitos e fornece feedback. Cada rodada de revisões retorna conceitos atualizados em até 3 dias úteis.</w:t>
-      </w:r>
-    </w:p>
-    <w:p>
-      <w:pPr>
-        <w:spacing w:after="160"/>
-      </w:pPr>
-      <w:r>
-        <w:rPr>
-          <w:sz w:val="22"/>
-          <w:szCs w:val="22"/>
-        </w:rPr>
         <w:t xml:space="preserve">Uma vez aprovado o conceito final, o cliente recebe todos os 11 formatos (6 em cor, 5 em P&amp;B). Transferência total de direitos — o logotipo é dele.</w:t>
       </w:r>
     </w:p>
@@ -592,6 +656,14 @@
     </w:p>
     <w:p>
       <w:pPr>
+        <w:pStyle w:val="Heading2"/>
+      </w:pPr>
+      <w:r>
+        <w:t xml:space="preserve">06 — Planos</w:t>
+      </w:r>
+    </w:p>
+    <w:p>
+      <w:pPr>
         <w:pStyle w:val="Heading1"/>
       </w:pPr>
       <w:r>
@@ -637,6 +709,14 @@
     </w:p>
     <w:p>
       <w:pPr>
+        <w:pStyle w:val="Heading2"/>
+      </w:pPr>
+      <w:r>
+        <w:t xml:space="preserve">07 — Manual de vendas</w:t>
+      </w:r>
+    </w:p>
+    <w:p>
+      <w:pPr>
         <w:pStyle w:val="Heading1"/>
       </w:pPr>
       <w:r>
@@ -656,6 +736,30 @@
       </w:r>
     </w:p>
     <w:p>
+      <w:pPr>
+        <w:pStyle w:val="Heading3"/>
+      </w:pPr>
+      <w:r>
+        <w:t xml:space="preserve">Perguntas de descoberta</w:t>
+      </w:r>
+    </w:p>
+    <w:p>
+      <w:pPr>
+        <w:pStyle w:val="Heading3"/>
+      </w:pPr>
+      <w:r>
+        <w:t xml:space="preserve">Setores de maior encaixe</w:t>
+      </w:r>
+    </w:p>
+    <w:p>
+      <w:pPr>
+        <w:pStyle w:val="Heading3"/>
+      </w:pPr>
+      <w:r>
+        <w:t xml:space="preserve">Panorama competitivo</w:t>
+      </w:r>
+    </w:p>
+    <w:p>
       <w:r>
         <w:br w:type="page"/>
       </w:r>
@@ -670,6 +774,14 @@
     </w:p>
     <w:p>
       <w:pPr>
+        <w:pStyle w:val="Heading2"/>
+      </w:pPr>
+      <w:r>
+        <w:t xml:space="preserve">08 — Objeções e perguntas frequentes</w:t>
+      </w:r>
+    </w:p>
+    <w:p>
+      <w:pPr>
         <w:pStyle w:val="Heading1"/>
       </w:pPr>
       <w:r>
@@ -678,6 +790,14 @@
     </w:p>
     <w:p>
       <w:pPr>
+        <w:pStyle w:val="Heading3"/>
+      </w:pPr>
+      <w:r>
+        <w:t xml:space="preserve">Tratamento de objeções</w:t>
+      </w:r>
+    </w:p>
+    <w:p>
+      <w:pPr>
         <w:spacing w:after="160"/>
       </w:pPr>
       <w:r>
@@ -750,6 +870,14 @@
     </w:p>
     <w:p>
       <w:pPr>
+        <w:pStyle w:val="Heading3"/>
+      </w:pPr>
+      <w:r>
+        <w:t xml:space="preserve">Perguntas frequentes</w:t>
+      </w:r>
+    </w:p>
+    <w:p>
+      <w:pPr>
         <w:spacing w:after="160"/>
       </w:pPr>
       <w:r>
@@ -828,6 +956,14 @@
     <w:p>
       <w:pPr>
         <w:pStyle w:val="Heading1"/>
+      </w:pPr>
+      <w:r>
+        <w:t xml:space="preserve">09 — Para provedores de serviços</w:t>
+      </w:r>
+    </w:p>
+    <w:p>
+      <w:pPr>
+        <w:pStyle w:val="Heading2"/>
       </w:pPr>
       <w:r>
         <w:t xml:space="preserve">09 — Para provedores de serviços</w:t>
